--- a/reports/303_Князьков_Лаб2.docx
+++ b/reports/303_Князьков_Лаб2.docx
@@ -732,7 +732,7 @@
           <w:sz w:val="28"/>
           <w:szCs w:val="28"/>
         </w:rPr>
-        <w:t xml:space="preserve">Выполненные дополнительные задания (1–3):</w:t>
+        <w:t xml:space="preserve">Выполненные дополнительные задания (1–4):</w:t>
       </w:r>
     </w:p>
     <w:p>
@@ -808,6 +808,31 @@
           <w:szCs w:val="28"/>
         </w:rPr>
         <w:t xml:space="preserve">Освещение массивом прожекторов из storage-буфера с затуханием по закону обратных квадратов и мягкими краями (внутренний и внешний углы); добавление, удаление и изменение источников в интерфейсе.</w:t>
+      </w:r>
+    </w:p>
+    <w:p>
+      <w:pPr>
+        <w:spacing w:after="60"/>
+        <w:ind w:left="1077" w:hanging="357"/>
+        <w:jc w:val="both"/>
+      </w:pPr>
+      <w:r>
+        <w:rPr>
+          <w:rFonts w:ascii="Times New Roman" w:cs="Times New Roman" w:eastAsia="Times New Roman" w:hAnsi="Times New Roman"/>
+          <w:b/>
+          <w:bCs/>
+          <w:sz w:val="28"/>
+          <w:szCs w:val="28"/>
+        </w:rPr>
+        <w:t xml:space="preserve">4. </w:t>
+      </w:r>
+      <w:r>
+        <w:rPr>
+          <w:rFonts w:ascii="Times New Roman" w:cs="Times New Roman" w:eastAsia="Times New Roman" w:hAnsi="Times New Roman"/>
+          <w:sz w:val="28"/>
+          <w:szCs w:val="28"/>
+        </w:rPr>
+        <w:t xml:space="preserve">Визуализация источников с возможностью показа и скрытия: яркий куб цвета источника для точечных источников и прожекторов, направление и угол прожектора нарисованы белыми линиями (конус). Фигуры имеют постоянный цвет и не освещаются по модели Блинна-Фонга.</w:t>
       </w:r>
     </w:p>
     <w:p>
@@ -1627,6 +1652,31 @@
           <w:sz w:val="28"/>
           <w:szCs w:val="28"/>
         </w:rPr>
+        <w:t xml:space="preserve">Визуализация источников (доп. задание 4).</w:t>
+      </w:r>
+      <w:r>
+        <w:rPr>
+          <w:rFonts w:ascii="Times New Roman" w:cs="Times New Roman" w:eastAsia="Times New Roman" w:hAnsi="Times New Roman"/>
+          <w:sz w:val="28"/>
+          <w:szCs w:val="28"/>
+        </w:rPr>
+        <w:t xml:space="preserve"> Фигуры источников рисуются отдельными конвейерами со своими шейдерами light.vert и light.frag, которые выводят постоянный цвет без освещения. Матрица модели и цвет фигуры (80 байт) передаются push-константами (vkCmdPushConstants) прямо в командный буфер перед каждой отрисовкой — так не нужно создавать буферы и наборы дескрипторов под меняющееся число источников. Точечные источники и прожекторы показываются кубом со стороной 0,3 цвета источника. Конус прожектора рисуется белыми линиями (топология LINE_LIST): ось, 8 образующих и окружности внешнего и внутреннего углов на расстоянии 1,5 от источника (радиус 1,5·tg θ). Вершины линий каждый кадр считаются на CPU в мировых координатах и копируются в вершинный буфер. У этих конвейеров другой pipeline layout (с push-константами), поэтому набор сцены после их привязки привязывается заново.</w:t>
+      </w:r>
+    </w:p>
+    <w:p>
+      <w:pPr>
+        <w:spacing w:after="120"/>
+        <w:ind w:firstLine="720"/>
+        <w:jc w:val="both"/>
+      </w:pPr>
+      <w:r>
+        <w:rPr>
+          <w:rFonts w:ascii="Times New Roman" w:cs="Times New Roman" w:eastAsia="Times New Roman" w:hAnsi="Times New Roman"/>
+          <w:b/>
+          <w:bCs/>
+          <w:sz w:val="28"/>
+          <w:szCs w:val="28"/>
+        </w:rPr>
         <w:t xml:space="preserve">Используемые объекты Vulkan:</w:t>
       </w:r>
     </w:p>
@@ -1652,7 +1702,7 @@
           <w:sz w:val="28"/>
           <w:szCs w:val="28"/>
         </w:rPr>
-        <w:t xml:space="preserve">VkBuffer и VmaAllocation (Vulkan Memory Allocator) — вершинные и индексные буферы икосаэдра и пола, uniform-буфер сцены, по uniform-буферу на объект, два storage-буфера источников.</w:t>
+        <w:t xml:space="preserve">VkBuffer и VmaAllocation (Vulkan Memory Allocator) — вершинные и индексные буферы икосаэдра, пола и куба, uniform-буфер сцены, по uniform-буферу на объект, два storage-буфера источников, вершинный буфер линий конусов.</w:t>
       </w:r>
     </w:p>
     <w:p>
@@ -1702,7 +1752,7 @@
           <w:sz w:val="28"/>
           <w:szCs w:val="28"/>
         </w:rPr>
-        <w:t xml:space="preserve">VkPipelineLayout из двух описаний наборов и VkPipeline — графический конвейер: вершина из двух атрибутов (позиция и нормаль), отсечение задних граней, тест глубины.</w:t>
+        <w:t xml:space="preserve">VkPipelineLayout — для освещаемых объектов (наборы 0 и 1) и для визуализации источников (набор 0 и диапазон push-констант); VkPipeline — три конвейера: освещаемые объекты, кубы источников, линии конусов.</w:t>
       </w:r>
     </w:p>
     <w:p>
@@ -1727,7 +1777,7 @@
           <w:sz w:val="28"/>
           <w:szCs w:val="28"/>
         </w:rPr>
-        <w:t xml:space="preserve">VkShaderModule — вершинный и фрагментный шейдеры, скомпилированные в SPIR-V компилятором glslc.</w:t>
+        <w:t xml:space="preserve">VkShaderModule — шейдеры basic.vert/basic.frag (освещение) и light.vert/light.frag (постоянный цвет), скомпилированные в SPIR-V компилятором glslc.</w:t>
       </w:r>
     </w:p>
     <w:p>
@@ -1752,7 +1802,7 @@
           <w:sz w:val="28"/>
           <w:szCs w:val="28"/>
         </w:rPr>
-        <w:t xml:space="preserve">VkCommandBuffer — в render() копируются данные в буферы, затем записываются команды: render pass, привязка конвейера и набора сцены, для каждого объекта — привязка его вершин, индексов и набора модели и vkCmdDrawIndexed.</w:t>
+        <w:t xml:space="preserve">VkCommandBuffer — в render() копируются данные в буферы, затем записываются команды: render pass, привязка конвейера и набора сцены, для каждого объекта — привязка его вершин, индексов и набора модели и vkCmdDrawIndexed; затем, если включено, кубы и конусы источников.</w:t>
       </w:r>
     </w:p>
     <w:p>
@@ -1898,7 +1948,7 @@
           <w:sz w:val="24"/>
           <w:szCs w:val="24"/>
         </w:rPr>
-        <w:t xml:space="preserve">Рисунок 2 — сцена с направленным источником, двумя точечными источниками (оранжевое и голубое пятна) и двумя прожекторами (белое и зелёное пятна с мягкими краями). Освещённость пятен падает по закону обратных квадратов.</w:t>
+        <w:t xml:space="preserve">Рисунок 2 — итоговая сцена: к направленному источнику добавлены два точечных источника (оранжевый и голубой кубы) и два прожектора (белый и зелёный кубы с конусами из белых линий). На полу видны пятна света с затуханием по закону обратных квадратов, на икосаэдрах — блики.</w:t>
       </w:r>
     </w:p>
     <w:p>
@@ -1955,7 +2005,7 @@
           <w:sz w:val="24"/>
           <w:szCs w:val="24"/>
         </w:rPr>
-        <w:t xml:space="preserve">Рисунок 3 — параметры источников в интерфейсе: у точечного источника — позиция, цвет и интенсивность, у прожектора — ещё направление, внутренний и внешний углы; кнопки добавления и удаления источников.</w:t>
+        <w:t xml:space="preserve">Рисунок 3 — параметры источников в интерфейсе: у точечного источника — позиция, цвет и интенсивность, у прожектора — ещё направление, внутренний и внешний углы; кнопки добавления и удаления источников и переключатель «Show light sources».</w:t>
       </w:r>
     </w:p>
     <w:p>
@@ -2018,6 +2068,63 @@
     <w:p>
       <w:pPr>
         <w:keepNext/>
+        <w:spacing w:before="120" w:after="60"/>
+        <w:jc w:val="center"/>
+      </w:pPr>
+      <w:r>
+        <w:drawing>
+          <wp:inline distT="0" distB="0" distL="0" distR="0">
+            <wp:extent cx="4937760" cy="1798521"/>
+            <wp:docPr id="105" name="Рисунок 5"/>
+            <wp:cNvGraphicFramePr>
+              <a:graphicFrameLocks noChangeAspect="1"/>
+            </wp:cNvGraphicFramePr>
+            <a:graphic>
+              <a:graphicData uri="http://schemas.openxmlformats.org/drawingml/2006/picture">
+                <pic:pic>
+                  <pic:nvPicPr>
+                    <pic:cNvPr id="105" name="image5.png"/>
+                    <pic:cNvPicPr/>
+                  </pic:nvPicPr>
+                  <pic:blipFill>
+                    <a:blip r:embed="rIdImage5"/>
+                    <a:stretch>
+                      <a:fillRect/>
+                    </a:stretch>
+                  </pic:blipFill>
+                  <pic:spPr>
+                    <a:xfrm>
+                      <a:off x="0" y="0"/>
+                      <a:ext cx="4937760" cy="1798521"/>
+                    </a:xfrm>
+                    <a:prstGeom prst="rect">
+                      <a:avLst/>
+                    </a:prstGeom>
+                  </pic:spPr>
+                </pic:pic>
+              </a:graphicData>
+            </a:graphic>
+          </wp:inline>
+        </w:drawing>
+      </w:r>
+    </w:p>
+    <w:p>
+      <w:pPr>
+        <w:spacing w:after="200"/>
+        <w:jc w:val="center"/>
+      </w:pPr>
+      <w:r>
+        <w:rPr>
+          <w:rFonts w:ascii="Times New Roman" w:cs="Times New Roman" w:eastAsia="Times New Roman" w:hAnsi="Times New Roman"/>
+          <w:sz w:val="24"/>
+          <w:szCs w:val="24"/>
+        </w:rPr>
+        <w:t xml:space="preserve">Рисунок 5 — вид сбоку: слева визуализация источников включена — кубы цвета источников и конусы прожекторов не освещаются и имеют постоянный цвет; справа визуализация скрыта.</w:t>
+      </w:r>
+    </w:p>
+    <w:p>
+      <w:pPr>
+        <w:keepNext/>
         <w:spacing w:before="240" w:after="120"/>
         <w:jc w:val="left"/>
       </w:pPr>
@@ -2044,7 +2151,7 @@
           <w:sz w:val="28"/>
           <w:szCs w:val="28"/>
         </w:rPr>
-        <w:t xml:space="preserve">Я научился реализовывать камеру, которую можно перемещать и поворачивать, и строить для неё матрицу вида как обратную к матрице камеры. Разобрался, что такое нормали, как их получить процедурно через векторное произведение и как правильно переносить их в мировые координаты. Реализовал модель освещения Блинна-Фонга во фрагментном шейдере для направленного, точечных и прожекторных источников, затухание по закону обратных квадратов и мягкие края прожектора. Научился разделять данные шейдеров на наборы дескрипторов по частоте изменения, передавать массивы переменной длины через storage-буферы и учитывать правила выравнивания std140 и std430.</w:t>
+        <w:t xml:space="preserve">Я научился реализовывать камеру, которую можно перемещать и поворачивать, и строить для неё матрицу вида как обратную к матрице камеры. Разобрался, что такое нормали, как их получить процедурно через векторное произведение и как правильно переносить их в мировые координаты. Реализовал модель освещения Блинна-Фонга во фрагментном шейдере для направленного, точечных и прожекторных источников, затухание по закону обратных квадратов и мягкие края прожектора. Научился разделять данные шейдеров на наборы дескрипторов по частоте изменения, передавать массивы переменной длины через storage-буферы и учитывать правила выравнивания std140 и std430; использовал push-константы и несколько графических конвейеров для визуализации источников.</w:t>
       </w:r>
     </w:p>
     <w:sectPr>
